--- a/Paper/Medical_Physics/Accepted_Submission/Finalized_Clean.docx
+++ b/Paper/Medical_Physics/Accepted_Submission/Finalized_Clean.docx
@@ -459,7 +459,7 @@
             <w:sz w:val="24"/>
             <w:szCs w:val="24"/>
           </w:rPr>
-          <w:t>bmanderson@mdanderson.org</w:t>
+          <w:t>b5anderson@health.ucsd.edu</w:t>
         </w:r>
       </w:hyperlink>
       <w:r>
@@ -3794,17 +3794,23 @@
           <w:sz w:val="24"/>
           <w:szCs w:val="24"/>
         </w:rPr>
-        <w:t xml:space="preserve">Data from this work is available </w:t>
-      </w:r>
-      <w:bookmarkStart w:id="0" w:name="_GoBack"/>
-      <w:bookmarkEnd w:id="0"/>
-      <w:r>
-        <w:rPr>
-          <w:rFonts w:ascii="Times New Roman" w:eastAsia="Times New Roman" w:hAnsi="Times New Roman" w:cs="Times New Roman"/>
-          <w:sz w:val="24"/>
-          <w:szCs w:val="24"/>
-        </w:rPr>
-        <w:t>upon request.</w:t>
+        <w:t xml:space="preserve">Data available on request </w:t>
+      </w:r>
+      <w:r>
+        <w:rPr>
+          <w:rFonts w:ascii="Times New Roman" w:eastAsia="Times New Roman" w:hAnsi="Times New Roman" w:cs="Times New Roman"/>
+          <w:sz w:val="24"/>
+          <w:szCs w:val="24"/>
+        </w:rPr>
+        <w:t>in compliance with IRB regulations</w:t>
+      </w:r>
+      <w:r>
+        <w:rPr>
+          <w:rFonts w:ascii="Times New Roman" w:eastAsia="Times New Roman" w:hAnsi="Times New Roman" w:cs="Times New Roman"/>
+          <w:sz w:val="24"/>
+          <w:szCs w:val="24"/>
+        </w:rPr>
+        <w:t>.</w:t>
       </w:r>
     </w:p>
     <w:p>
@@ -5991,7 +5997,23 @@
           <w:sz w:val="24"/>
           <w:szCs w:val="24"/>
         </w:rPr>
-        <w:t>The authors would like to acknowledge the scientific editors in the Research Medical Library at The University of Texas MD Anderson Cancer Center and funding from the Society of Interventional Radiology Foundation Allied Scientist Grant, the NIH (NCI R01CA235564), the Helen Black Image Guided Fund, and support from the Image Guided Cancer Therapy Research Program.</w:t>
+        <w:t>The authors would like to acknowledge the scientific editors in the Research Medical Library at The University of Texas MD Anderson Cancer Center and funding from the Society of Interventional Radiology Foundation Allied Scientist Grant, the NIH (NCI R01CA235564</w:t>
+      </w:r>
+      <w:r>
+        <w:rPr>
+          <w:rFonts w:ascii="Times New Roman" w:eastAsia="Times New Roman" w:hAnsi="Times New Roman" w:cs="Times New Roman"/>
+          <w:sz w:val="24"/>
+          <w:szCs w:val="24"/>
+        </w:rPr>
+        <w:t>, NCI R01CA221971</w:t>
+      </w:r>
+      <w:r>
+        <w:rPr>
+          <w:rFonts w:ascii="Times New Roman" w:eastAsia="Times New Roman" w:hAnsi="Times New Roman" w:cs="Times New Roman"/>
+          <w:sz w:val="24"/>
+          <w:szCs w:val="24"/>
+        </w:rPr>
+        <w:t>), the Helen Black Image Guided Fund, and support from the Image Guided Cancer Therapy Research Program.</w:t>
       </w:r>
     </w:p>
     <w:p>
@@ -6032,7 +6054,31 @@
           <w:sz w:val="24"/>
           <w:szCs w:val="24"/>
         </w:rPr>
-        <w:t xml:space="preserve">Dr. Brock reports grants from National Institutes of Health R01CA235564, during the conduct of the study; grants from </w:t>
+        <w:t xml:space="preserve">Dr. Brock reports grants from National Institutes of Health R01CA235564, </w:t>
+      </w:r>
+      <w:r>
+        <w:rPr>
+          <w:rFonts w:ascii="Times New Roman" w:eastAsia="Times New Roman" w:hAnsi="Times New Roman" w:cs="Times New Roman"/>
+          <w:sz w:val="24"/>
+          <w:szCs w:val="24"/>
+        </w:rPr>
+        <w:t>R01CA221971</w:t>
+      </w:r>
+      <w:r>
+        <w:rPr>
+          <w:rFonts w:ascii="Times New Roman" w:eastAsia="Times New Roman" w:hAnsi="Times New Roman" w:cs="Times New Roman"/>
+          <w:sz w:val="24"/>
+          <w:szCs w:val="24"/>
+        </w:rPr>
+        <w:t xml:space="preserve">, </w:t>
+      </w:r>
+      <w:r>
+        <w:rPr>
+          <w:rFonts w:ascii="Times New Roman" w:hAnsi="Times New Roman" w:cs="Times New Roman"/>
+          <w:sz w:val="24"/>
+          <w:szCs w:val="24"/>
+        </w:rPr>
+        <w:t xml:space="preserve">during the conduct of the study; grants from </w:t>
       </w:r>
       <w:proofErr w:type="spellStart"/>
       <w:r>
@@ -6086,7 +6132,17 @@
           <w:sz w:val="24"/>
           <w:szCs w:val="24"/>
         </w:rPr>
-        <w:t xml:space="preserve"> Laboratories, outside the submitted work. Dr. </w:t>
+        <w:t xml:space="preserve"> Laboratories, o</w:t>
+      </w:r>
+      <w:bookmarkStart w:id="0" w:name="_GoBack"/>
+      <w:bookmarkEnd w:id="0"/>
+      <w:r>
+        <w:rPr>
+          <w:rFonts w:ascii="Times New Roman" w:hAnsi="Times New Roman" w:cs="Times New Roman"/>
+          <w:sz w:val="24"/>
+          <w:szCs w:val="24"/>
+        </w:rPr>
+        <w:t xml:space="preserve">utside the submitted work. Dr. </w:t>
       </w:r>
       <w:proofErr w:type="spellStart"/>
       <w:r>
@@ -6105,6 +6161,68 @@
           <w:szCs w:val="24"/>
         </w:rPr>
         <w:t xml:space="preserve"> reports grants from NIH, grants from Society of Interventional Radiology, during the conduct of the study.</w:t>
+      </w:r>
+      <w:r>
+        <w:rPr>
+          <w:rFonts w:ascii="Times New Roman" w:hAnsi="Times New Roman" w:cs="Times New Roman"/>
+          <w:sz w:val="24"/>
+          <w:szCs w:val="24"/>
+        </w:rPr>
+        <w:t xml:space="preserve"> </w:t>
+      </w:r>
+      <w:proofErr w:type="spellStart"/>
+      <w:r>
+        <w:rPr>
+          <w:rFonts w:ascii="Times New Roman" w:hAnsi="Times New Roman" w:cs="Times New Roman"/>
+          <w:sz w:val="24"/>
+          <w:szCs w:val="24"/>
+        </w:rPr>
+        <w:t>Dr</w:t>
+      </w:r>
+      <w:proofErr w:type="spellEnd"/>
+      <w:r>
+        <w:rPr>
+          <w:rFonts w:ascii="Times New Roman" w:hAnsi="Times New Roman" w:cs="Times New Roman"/>
+          <w:sz w:val="24"/>
+          <w:szCs w:val="24"/>
+        </w:rPr>
+        <w:t xml:space="preserve"> Bruno </w:t>
+      </w:r>
+      <w:proofErr w:type="spellStart"/>
+      <w:r>
+        <w:rPr>
+          <w:rFonts w:ascii="Times New Roman" w:hAnsi="Times New Roman" w:cs="Times New Roman"/>
+          <w:sz w:val="24"/>
+          <w:szCs w:val="24"/>
+        </w:rPr>
+        <w:t>Odisio</w:t>
+      </w:r>
+      <w:proofErr w:type="spellEnd"/>
+      <w:r>
+        <w:rPr>
+          <w:rFonts w:ascii="Times New Roman" w:hAnsi="Times New Roman" w:cs="Times New Roman"/>
+          <w:sz w:val="24"/>
+          <w:szCs w:val="24"/>
+        </w:rPr>
+        <w:t xml:space="preserve"> received grants from Siemens </w:t>
+      </w:r>
+      <w:proofErr w:type="spellStart"/>
+      <w:r>
+        <w:rPr>
+          <w:rFonts w:ascii="Times New Roman" w:hAnsi="Times New Roman" w:cs="Times New Roman"/>
+          <w:sz w:val="24"/>
+          <w:szCs w:val="24"/>
+        </w:rPr>
+        <w:t>Healthineers</w:t>
+      </w:r>
+      <w:proofErr w:type="spellEnd"/>
+      <w:r>
+        <w:rPr>
+          <w:rFonts w:ascii="Times New Roman" w:hAnsi="Times New Roman" w:cs="Times New Roman"/>
+          <w:sz w:val="24"/>
+          <w:szCs w:val="24"/>
+        </w:rPr>
+        <w:t xml:space="preserve"> and other incentives from Koo Foundation outside of the submitted work.</w:t>
       </w:r>
     </w:p>
     <w:sectPr>
@@ -6178,7 +6296,7 @@
           <w:rPr>
             <w:noProof/>
           </w:rPr>
-          <w:t>16</w:t>
+          <w:t>20</w:t>
         </w:r>
         <w:r>
           <w:rPr>
@@ -7144,7 +7262,7 @@
 </file>
 
 <file path=customXml/itemProps1.xml><?xml version="1.0" encoding="utf-8"?>
-<ds:datastoreItem xmlns:ds="http://schemas.openxmlformats.org/officeDocument/2006/customXml" ds:itemID="{E8A6C523-5511-4BD1-836E-26E347101E41}">
+<ds:datastoreItem xmlns:ds="http://schemas.openxmlformats.org/officeDocument/2006/customXml" ds:itemID="{D0983C9D-5681-4F05-98DA-1379D51C7388}">
   <ds:schemaRefs>
     <ds:schemaRef ds:uri="http://schemas.openxmlformats.org/officeDocument/2006/bibliography"/>
   </ds:schemaRefs>
